--- a/data/ai_paras/AI_para_108.docx
+++ b/data/ai_paras/AI_para_108.docx
@@ -4,7 +4,7 @@
   <w:body>
     <w:p>
       <w:r>
-        <w:t>The exploration of tea's trade and influence in the 1800s reveals its profound impact on both global commerce and cultural practices. As tea transitioned from a regional specialty to a global commodity, it redefined trade networks and economic strategies, with European powers such as Britain playing instrumental roles in its distribution and consumption (Ref-s821647). This expansion was not merely economic; it also affected social customs and cultural identities, particularly in Europe, where tea became a symbol of refinement and social ritual (Ref-s821647). The cultural significance of tea facilitated cross-cultural exchanges, underscoring its capacity to bridge diverse traditions while reinforcing class distinctions and social hierarchies (Ref-s821647). Ultimately, the legacy of tea in the 1800s persists, highlighting its enduring role as both a catalyst for global interaction and a reflection of evolving cultural norms.</w:t>
+        <w:t>The trade and influence of tea in the 1800s marked a pivotal era in global commerce and cultural exchange. During this period, tea evolved from a regional specialty into a global commodity, deeply embedding itself within international trade networks. The burgeoning demand for tea was fueled by its appealing qualities and the cultural prestige it garnered across continents. As a result, the production and distribution of tea became a significant economic activity, influencing trade policies and geopolitical strategies of major powers (Ref-u482274). This transformation not only altered consumption patterns but also underscored the intricate connections between economic growth and cultural practices, highlighting tea's role as a catalyst for global interaction and exchange (Ref-u482274).</w:t>
       </w:r>
     </w:p>
     <w:sectPr>
